--- a/301医院报告下机数据排查SOP - 自动化小程序.docx
+++ b/301医院报告下机数据排查SOP - 自动化小程序.docx
@@ -704,7 +704,16 @@
         <w:t>≥</w:t>
       </w:r>
       <w:r>
-        <w:t>0.5%的致病/疑似致病位点（4</w:t>
+        <w:t>0.5%的致病/疑似致病位点（</w:t>
+      </w:r>
+      <w:r>
+        <w:rPr>
+          <w:rFonts w:hint="eastAsia"/>
+        </w:rPr>
+        <w:t>3 或</w:t>
+      </w:r>
+      <w:r>
+        <w:t>4</w:t>
       </w:r>
       <w:r>
         <w:rPr>
